--- a/SWE-520/Topic 3/Topic 3 Discussion 4.docx
+++ b/SWE-520/Topic 3/Topic 3 Discussion 4.docx
@@ -12,6 +12,45 @@
         <w:t>What is a "wicked problem?" Explain why the development of a national medical records system should be considered a "wicked problem."</w:t>
       </w:r>
     </w:p>
+    <w:p>
+      <w:r>
+        <w:t>Hello Class,</w:t>
+      </w:r>
+    </w:p>
+    <w:p>
+      <w:pPr>
+        <w:ind w:firstLine="720"/>
+      </w:pPr>
+      <w:r>
+        <w:t>A "wicked problem" is a complex issue that is difficult or impossible to solve due to its incomplete, contradictory, and constantly changing requirements. Wicked problems lack a definitive formulation or clear stopping rule, meaning there is no straightforward solution or endpoint to the problem-solving process. They often involve multiple interconnected social, economic, and environmental factors that interact in unpredictable ways, making the problem dynamic and resistant to simple solutions (</w:t>
+      </w:r>
+      <w:r>
+        <w:t>Johnson-Woods</w:t>
+      </w:r>
+      <w:r>
+        <w:t>, 2023). The development of a national medical records system exemplifies a wicked problem because it involves numerous stakeholders with differing priorities, such as patients, healthcare providers, insurers, and government agencies. The system must address privacy concerns, interoperability between diverse healthcare IT systems, legal and regulatory compliance, and evolving medical practices. Additionally, the requirements and technologies are continuously changing, and decisions made in one area can have unforeseen consequences in others. This complexity and the need to balance competing interests and constraints make the creation of a national medical records system a classic wicked problem, requiring ongoing negotiation, adaptation, and collaboration rather than a one-time, definitive solution.</w:t>
+      </w:r>
+    </w:p>
+    <w:p>
+      <w:r>
+        <w:t>References:</w:t>
+      </w:r>
+    </w:p>
+    <w:p>
+      <w:r>
+        <w:t xml:space="preserve">Johnson-Woods, C. (2023, March 17). </w:t>
+      </w:r>
+      <w:r>
+        <w:rPr>
+          <w:i/>
+          <w:iCs/>
+        </w:rPr>
+        <w:t>The 10 Characteristics of “Wicked Problems.”</w:t>
+      </w:r>
+      <w:r>
+        <w:t xml:space="preserve"> Www.resonanceglobal.com. https://www.resonanceglobal.com/blog/the-characteristics-of-wicked-problems</w:t>
+      </w:r>
+    </w:p>
     <w:p/>
     <w:sectPr>
       <w:pgSz w:w="12240" w:h="15840"/>
@@ -21,6 +60,467 @@
     </w:sectPr>
   </w:body>
 </w:document>
+</file>
+
+<file path=word/numbering.xml><?xml version="1.0" encoding="utf-8"?>
+<w:numbering xmlns:wpc="http://schemas.microsoft.com/office/word/2010/wordprocessingCanvas" xmlns:cx="http://schemas.microsoft.com/office/drawing/2014/chartex" xmlns:cx1="http://schemas.microsoft.com/office/drawing/2015/9/8/chartex" xmlns:cx2="http://schemas.microsoft.com/office/drawing/2015/10/21/chartex" xmlns:cx3="http://schemas.microsoft.com/office/drawing/2016/5/9/chartex" xmlns:cx4="http://schemas.microsoft.com/office/drawing/2016/5/10/chartex" xmlns:cx5="http://schemas.microsoft.com/office/drawing/2016/5/11/chartex" xmlns:cx6="http://schemas.microsoft.com/office/drawing/2016/5/12/chartex" xmlns:cx7="http://schemas.microsoft.com/office/drawing/2016/5/13/chartex" xmlns:cx8="http://schemas.microsoft.com/office/drawing/2016/5/14/chartex" xmlns:mc="http://schemas.openxmlformats.org/markup-compatibility/2006" xmlns:aink="http://schemas.microsoft.com/office/drawing/2016/ink" xmlns:am3d="http://schemas.microsoft.com/office/drawing/2017/model3d" xmlns:o="urn:schemas-microsoft-com:office:office" xmlns:oel="http://schemas.microsoft.com/office/2019/extlst" xmlns:r="http://schemas.openxmlformats.org/officeDocument/2006/relationships" xmlns:m="http://schemas.openxmlformats.org/officeDocument/2006/math" xmlns:v="urn:schemas-microsoft-com:vml" xmlns:wp14="http://schemas.microsoft.com/office/word/2010/wordprocessingDrawing" xmlns:wp="http://schemas.openxmlformats.org/drawingml/2006/wordprocessingDrawing" xmlns:w10="urn:schemas-microsoft-com:office:word" xmlns:w="http://schemas.openxmlformats.org/wordprocessingml/2006/main" xmlns:w14="http://schemas.microsoft.com/office/word/2010/wordml" xmlns:w15="http://schemas.microsoft.com/office/word/2012/wordml" xmlns:w16cex="http://schemas.microsoft.com/office/word/2018/wordml/cex" xmlns:w16cid="http://schemas.microsoft.com/office/word/2016/wordml/cid" xmlns:w16="http://schemas.microsoft.com/office/word/2018/wordml" xmlns:w16du="http://schemas.microsoft.com/office/word/2023/wordml/word16du" xmlns:w16sdtdh="http://schemas.microsoft.com/office/word/2020/wordml/sdtdatahash" xmlns:w16sdtfl="http://schemas.microsoft.com/office/word/2024/wordml/sdtformatlock" xmlns:w16se="http://schemas.microsoft.com/office/word/2015/wordml/symex" xmlns:wpg="http://schemas.microsoft.com/office/word/2010/wordprocessingGroup" xmlns:wpi="http://schemas.microsoft.com/office/word/2010/wordprocessingInk" xmlns:wne="http://schemas.microsoft.com/office/word/2006/wordml" xmlns:wps="http://schemas.microsoft.com/office/word/2010/wordprocessingShape" mc:Ignorable="w14 w15 w16se w16cid w16 w16cex w16sdtdh w16sdtfl w16du wp14">
+  <w:abstractNum w:abstractNumId="0" w15:restartNumberingAfterBreak="0">
+    <w:nsid w:val="5BFE6EF7"/>
+    <w:multiLevelType w:val="multilevel"/>
+    <w:tmpl w:val="9B4EA214"/>
+    <w:lvl w:ilvl="0">
+      <w:start w:val="1"/>
+      <w:numFmt w:val="bullet"/>
+      <w:lvlText w:val=""/>
+      <w:lvlJc w:val="left"/>
+      <w:pPr>
+        <w:tabs>
+          <w:tab w:val="num" w:pos="720"/>
+        </w:tabs>
+        <w:ind w:left="720" w:hanging="360"/>
+      </w:pPr>
+      <w:rPr>
+        <w:rFonts w:ascii="Symbol" w:hAnsi="Symbol" w:hint="default"/>
+        <w:sz w:val="20"/>
+      </w:rPr>
+    </w:lvl>
+    <w:lvl w:ilvl="1" w:tentative="1">
+      <w:start w:val="1"/>
+      <w:numFmt w:val="bullet"/>
+      <w:lvlText w:val="o"/>
+      <w:lvlJc w:val="left"/>
+      <w:pPr>
+        <w:tabs>
+          <w:tab w:val="num" w:pos="1440"/>
+        </w:tabs>
+        <w:ind w:left="1440" w:hanging="360"/>
+      </w:pPr>
+      <w:rPr>
+        <w:rFonts w:ascii="Courier New" w:hAnsi="Courier New" w:hint="default"/>
+        <w:sz w:val="20"/>
+      </w:rPr>
+    </w:lvl>
+    <w:lvl w:ilvl="2" w:tentative="1">
+      <w:start w:val="1"/>
+      <w:numFmt w:val="bullet"/>
+      <w:lvlText w:val=""/>
+      <w:lvlJc w:val="left"/>
+      <w:pPr>
+        <w:tabs>
+          <w:tab w:val="num" w:pos="2160"/>
+        </w:tabs>
+        <w:ind w:left="2160" w:hanging="360"/>
+      </w:pPr>
+      <w:rPr>
+        <w:rFonts w:ascii="Wingdings" w:hAnsi="Wingdings" w:hint="default"/>
+        <w:sz w:val="20"/>
+      </w:rPr>
+    </w:lvl>
+    <w:lvl w:ilvl="3" w:tentative="1">
+      <w:start w:val="1"/>
+      <w:numFmt w:val="bullet"/>
+      <w:lvlText w:val=""/>
+      <w:lvlJc w:val="left"/>
+      <w:pPr>
+        <w:tabs>
+          <w:tab w:val="num" w:pos="2880"/>
+        </w:tabs>
+        <w:ind w:left="2880" w:hanging="360"/>
+      </w:pPr>
+      <w:rPr>
+        <w:rFonts w:ascii="Wingdings" w:hAnsi="Wingdings" w:hint="default"/>
+        <w:sz w:val="20"/>
+      </w:rPr>
+    </w:lvl>
+    <w:lvl w:ilvl="4" w:tentative="1">
+      <w:start w:val="1"/>
+      <w:numFmt w:val="bullet"/>
+      <w:lvlText w:val=""/>
+      <w:lvlJc w:val="left"/>
+      <w:pPr>
+        <w:tabs>
+          <w:tab w:val="num" w:pos="3600"/>
+        </w:tabs>
+        <w:ind w:left="3600" w:hanging="360"/>
+      </w:pPr>
+      <w:rPr>
+        <w:rFonts w:ascii="Wingdings" w:hAnsi="Wingdings" w:hint="default"/>
+        <w:sz w:val="20"/>
+      </w:rPr>
+    </w:lvl>
+    <w:lvl w:ilvl="5" w:tentative="1">
+      <w:start w:val="1"/>
+      <w:numFmt w:val="bullet"/>
+      <w:lvlText w:val=""/>
+      <w:lvlJc w:val="left"/>
+      <w:pPr>
+        <w:tabs>
+          <w:tab w:val="num" w:pos="4320"/>
+        </w:tabs>
+        <w:ind w:left="4320" w:hanging="360"/>
+      </w:pPr>
+      <w:rPr>
+        <w:rFonts w:ascii="Wingdings" w:hAnsi="Wingdings" w:hint="default"/>
+        <w:sz w:val="20"/>
+      </w:rPr>
+    </w:lvl>
+    <w:lvl w:ilvl="6" w:tentative="1">
+      <w:start w:val="1"/>
+      <w:numFmt w:val="bullet"/>
+      <w:lvlText w:val=""/>
+      <w:lvlJc w:val="left"/>
+      <w:pPr>
+        <w:tabs>
+          <w:tab w:val="num" w:pos="5040"/>
+        </w:tabs>
+        <w:ind w:left="5040" w:hanging="360"/>
+      </w:pPr>
+      <w:rPr>
+        <w:rFonts w:ascii="Wingdings" w:hAnsi="Wingdings" w:hint="default"/>
+        <w:sz w:val="20"/>
+      </w:rPr>
+    </w:lvl>
+    <w:lvl w:ilvl="7" w:tentative="1">
+      <w:start w:val="1"/>
+      <w:numFmt w:val="bullet"/>
+      <w:lvlText w:val=""/>
+      <w:lvlJc w:val="left"/>
+      <w:pPr>
+        <w:tabs>
+          <w:tab w:val="num" w:pos="5760"/>
+        </w:tabs>
+        <w:ind w:left="5760" w:hanging="360"/>
+      </w:pPr>
+      <w:rPr>
+        <w:rFonts w:ascii="Wingdings" w:hAnsi="Wingdings" w:hint="default"/>
+        <w:sz w:val="20"/>
+      </w:rPr>
+    </w:lvl>
+    <w:lvl w:ilvl="8" w:tentative="1">
+      <w:start w:val="1"/>
+      <w:numFmt w:val="bullet"/>
+      <w:lvlText w:val=""/>
+      <w:lvlJc w:val="left"/>
+      <w:pPr>
+        <w:tabs>
+          <w:tab w:val="num" w:pos="6480"/>
+        </w:tabs>
+        <w:ind w:left="6480" w:hanging="360"/>
+      </w:pPr>
+      <w:rPr>
+        <w:rFonts w:ascii="Wingdings" w:hAnsi="Wingdings" w:hint="default"/>
+        <w:sz w:val="20"/>
+      </w:rPr>
+    </w:lvl>
+  </w:abstractNum>
+  <w:abstractNum w:abstractNumId="1" w15:restartNumberingAfterBreak="0">
+    <w:nsid w:val="5EAF3C3C"/>
+    <w:multiLevelType w:val="multilevel"/>
+    <w:tmpl w:val="7C4278E8"/>
+    <w:lvl w:ilvl="0">
+      <w:start w:val="1"/>
+      <w:numFmt w:val="bullet"/>
+      <w:lvlText w:val=""/>
+      <w:lvlJc w:val="left"/>
+      <w:pPr>
+        <w:tabs>
+          <w:tab w:val="num" w:pos="720"/>
+        </w:tabs>
+        <w:ind w:left="720" w:hanging="360"/>
+      </w:pPr>
+      <w:rPr>
+        <w:rFonts w:ascii="Symbol" w:hAnsi="Symbol" w:hint="default"/>
+        <w:sz w:val="20"/>
+      </w:rPr>
+    </w:lvl>
+    <w:lvl w:ilvl="1" w:tentative="1">
+      <w:start w:val="1"/>
+      <w:numFmt w:val="bullet"/>
+      <w:lvlText w:val="o"/>
+      <w:lvlJc w:val="left"/>
+      <w:pPr>
+        <w:tabs>
+          <w:tab w:val="num" w:pos="1440"/>
+        </w:tabs>
+        <w:ind w:left="1440" w:hanging="360"/>
+      </w:pPr>
+      <w:rPr>
+        <w:rFonts w:ascii="Courier New" w:hAnsi="Courier New" w:hint="default"/>
+        <w:sz w:val="20"/>
+      </w:rPr>
+    </w:lvl>
+    <w:lvl w:ilvl="2" w:tentative="1">
+      <w:start w:val="1"/>
+      <w:numFmt w:val="bullet"/>
+      <w:lvlText w:val=""/>
+      <w:lvlJc w:val="left"/>
+      <w:pPr>
+        <w:tabs>
+          <w:tab w:val="num" w:pos="2160"/>
+        </w:tabs>
+        <w:ind w:left="2160" w:hanging="360"/>
+      </w:pPr>
+      <w:rPr>
+        <w:rFonts w:ascii="Wingdings" w:hAnsi="Wingdings" w:hint="default"/>
+        <w:sz w:val="20"/>
+      </w:rPr>
+    </w:lvl>
+    <w:lvl w:ilvl="3" w:tentative="1">
+      <w:start w:val="1"/>
+      <w:numFmt w:val="bullet"/>
+      <w:lvlText w:val=""/>
+      <w:lvlJc w:val="left"/>
+      <w:pPr>
+        <w:tabs>
+          <w:tab w:val="num" w:pos="2880"/>
+        </w:tabs>
+        <w:ind w:left="2880" w:hanging="360"/>
+      </w:pPr>
+      <w:rPr>
+        <w:rFonts w:ascii="Wingdings" w:hAnsi="Wingdings" w:hint="default"/>
+        <w:sz w:val="20"/>
+      </w:rPr>
+    </w:lvl>
+    <w:lvl w:ilvl="4" w:tentative="1">
+      <w:start w:val="1"/>
+      <w:numFmt w:val="bullet"/>
+      <w:lvlText w:val=""/>
+      <w:lvlJc w:val="left"/>
+      <w:pPr>
+        <w:tabs>
+          <w:tab w:val="num" w:pos="3600"/>
+        </w:tabs>
+        <w:ind w:left="3600" w:hanging="360"/>
+      </w:pPr>
+      <w:rPr>
+        <w:rFonts w:ascii="Wingdings" w:hAnsi="Wingdings" w:hint="default"/>
+        <w:sz w:val="20"/>
+      </w:rPr>
+    </w:lvl>
+    <w:lvl w:ilvl="5" w:tentative="1">
+      <w:start w:val="1"/>
+      <w:numFmt w:val="bullet"/>
+      <w:lvlText w:val=""/>
+      <w:lvlJc w:val="left"/>
+      <w:pPr>
+        <w:tabs>
+          <w:tab w:val="num" w:pos="4320"/>
+        </w:tabs>
+        <w:ind w:left="4320" w:hanging="360"/>
+      </w:pPr>
+      <w:rPr>
+        <w:rFonts w:ascii="Wingdings" w:hAnsi="Wingdings" w:hint="default"/>
+        <w:sz w:val="20"/>
+      </w:rPr>
+    </w:lvl>
+    <w:lvl w:ilvl="6" w:tentative="1">
+      <w:start w:val="1"/>
+      <w:numFmt w:val="bullet"/>
+      <w:lvlText w:val=""/>
+      <w:lvlJc w:val="left"/>
+      <w:pPr>
+        <w:tabs>
+          <w:tab w:val="num" w:pos="5040"/>
+        </w:tabs>
+        <w:ind w:left="5040" w:hanging="360"/>
+      </w:pPr>
+      <w:rPr>
+        <w:rFonts w:ascii="Wingdings" w:hAnsi="Wingdings" w:hint="default"/>
+        <w:sz w:val="20"/>
+      </w:rPr>
+    </w:lvl>
+    <w:lvl w:ilvl="7" w:tentative="1">
+      <w:start w:val="1"/>
+      <w:numFmt w:val="bullet"/>
+      <w:lvlText w:val=""/>
+      <w:lvlJc w:val="left"/>
+      <w:pPr>
+        <w:tabs>
+          <w:tab w:val="num" w:pos="5760"/>
+        </w:tabs>
+        <w:ind w:left="5760" w:hanging="360"/>
+      </w:pPr>
+      <w:rPr>
+        <w:rFonts w:ascii="Wingdings" w:hAnsi="Wingdings" w:hint="default"/>
+        <w:sz w:val="20"/>
+      </w:rPr>
+    </w:lvl>
+    <w:lvl w:ilvl="8" w:tentative="1">
+      <w:start w:val="1"/>
+      <w:numFmt w:val="bullet"/>
+      <w:lvlText w:val=""/>
+      <w:lvlJc w:val="left"/>
+      <w:pPr>
+        <w:tabs>
+          <w:tab w:val="num" w:pos="6480"/>
+        </w:tabs>
+        <w:ind w:left="6480" w:hanging="360"/>
+      </w:pPr>
+      <w:rPr>
+        <w:rFonts w:ascii="Wingdings" w:hAnsi="Wingdings" w:hint="default"/>
+        <w:sz w:val="20"/>
+      </w:rPr>
+    </w:lvl>
+  </w:abstractNum>
+  <w:abstractNum w:abstractNumId="2" w15:restartNumberingAfterBreak="0">
+    <w:nsid w:val="7CEC2B1C"/>
+    <w:multiLevelType w:val="multilevel"/>
+    <w:tmpl w:val="2468FFA8"/>
+    <w:lvl w:ilvl="0">
+      <w:start w:val="1"/>
+      <w:numFmt w:val="bullet"/>
+      <w:lvlText w:val=""/>
+      <w:lvlJc w:val="left"/>
+      <w:pPr>
+        <w:tabs>
+          <w:tab w:val="num" w:pos="720"/>
+        </w:tabs>
+        <w:ind w:left="720" w:hanging="360"/>
+      </w:pPr>
+      <w:rPr>
+        <w:rFonts w:ascii="Symbol" w:hAnsi="Symbol" w:hint="default"/>
+        <w:sz w:val="20"/>
+      </w:rPr>
+    </w:lvl>
+    <w:lvl w:ilvl="1" w:tentative="1">
+      <w:start w:val="1"/>
+      <w:numFmt w:val="bullet"/>
+      <w:lvlText w:val="o"/>
+      <w:lvlJc w:val="left"/>
+      <w:pPr>
+        <w:tabs>
+          <w:tab w:val="num" w:pos="1440"/>
+        </w:tabs>
+        <w:ind w:left="1440" w:hanging="360"/>
+      </w:pPr>
+      <w:rPr>
+        <w:rFonts w:ascii="Courier New" w:hAnsi="Courier New" w:hint="default"/>
+        <w:sz w:val="20"/>
+      </w:rPr>
+    </w:lvl>
+    <w:lvl w:ilvl="2" w:tentative="1">
+      <w:start w:val="1"/>
+      <w:numFmt w:val="bullet"/>
+      <w:lvlText w:val=""/>
+      <w:lvlJc w:val="left"/>
+      <w:pPr>
+        <w:tabs>
+          <w:tab w:val="num" w:pos="2160"/>
+        </w:tabs>
+        <w:ind w:left="2160" w:hanging="360"/>
+      </w:pPr>
+      <w:rPr>
+        <w:rFonts w:ascii="Wingdings" w:hAnsi="Wingdings" w:hint="default"/>
+        <w:sz w:val="20"/>
+      </w:rPr>
+    </w:lvl>
+    <w:lvl w:ilvl="3" w:tentative="1">
+      <w:start w:val="1"/>
+      <w:numFmt w:val="bullet"/>
+      <w:lvlText w:val=""/>
+      <w:lvlJc w:val="left"/>
+      <w:pPr>
+        <w:tabs>
+          <w:tab w:val="num" w:pos="2880"/>
+        </w:tabs>
+        <w:ind w:left="2880" w:hanging="360"/>
+      </w:pPr>
+      <w:rPr>
+        <w:rFonts w:ascii="Wingdings" w:hAnsi="Wingdings" w:hint="default"/>
+        <w:sz w:val="20"/>
+      </w:rPr>
+    </w:lvl>
+    <w:lvl w:ilvl="4" w:tentative="1">
+      <w:start w:val="1"/>
+      <w:numFmt w:val="bullet"/>
+      <w:lvlText w:val=""/>
+      <w:lvlJc w:val="left"/>
+      <w:pPr>
+        <w:tabs>
+          <w:tab w:val="num" w:pos="3600"/>
+        </w:tabs>
+        <w:ind w:left="3600" w:hanging="360"/>
+      </w:pPr>
+      <w:rPr>
+        <w:rFonts w:ascii="Wingdings" w:hAnsi="Wingdings" w:hint="default"/>
+        <w:sz w:val="20"/>
+      </w:rPr>
+    </w:lvl>
+    <w:lvl w:ilvl="5" w:tentative="1">
+      <w:start w:val="1"/>
+      <w:numFmt w:val="bullet"/>
+      <w:lvlText w:val=""/>
+      <w:lvlJc w:val="left"/>
+      <w:pPr>
+        <w:tabs>
+          <w:tab w:val="num" w:pos="4320"/>
+        </w:tabs>
+        <w:ind w:left="4320" w:hanging="360"/>
+      </w:pPr>
+      <w:rPr>
+        <w:rFonts w:ascii="Wingdings" w:hAnsi="Wingdings" w:hint="default"/>
+        <w:sz w:val="20"/>
+      </w:rPr>
+    </w:lvl>
+    <w:lvl w:ilvl="6" w:tentative="1">
+      <w:start w:val="1"/>
+      <w:numFmt w:val="bullet"/>
+      <w:lvlText w:val=""/>
+      <w:lvlJc w:val="left"/>
+      <w:pPr>
+        <w:tabs>
+          <w:tab w:val="num" w:pos="5040"/>
+        </w:tabs>
+        <w:ind w:left="5040" w:hanging="360"/>
+      </w:pPr>
+      <w:rPr>
+        <w:rFonts w:ascii="Wingdings" w:hAnsi="Wingdings" w:hint="default"/>
+        <w:sz w:val="20"/>
+      </w:rPr>
+    </w:lvl>
+    <w:lvl w:ilvl="7" w:tentative="1">
+      <w:start w:val="1"/>
+      <w:numFmt w:val="bullet"/>
+      <w:lvlText w:val=""/>
+      <w:lvlJc w:val="left"/>
+      <w:pPr>
+        <w:tabs>
+          <w:tab w:val="num" w:pos="5760"/>
+        </w:tabs>
+        <w:ind w:left="5760" w:hanging="360"/>
+      </w:pPr>
+      <w:rPr>
+        <w:rFonts w:ascii="Wingdings" w:hAnsi="Wingdings" w:hint="default"/>
+        <w:sz w:val="20"/>
+      </w:rPr>
+    </w:lvl>
+    <w:lvl w:ilvl="8" w:tentative="1">
+      <w:start w:val="1"/>
+      <w:numFmt w:val="bullet"/>
+      <w:lvlText w:val=""/>
+      <w:lvlJc w:val="left"/>
+      <w:pPr>
+        <w:tabs>
+          <w:tab w:val="num" w:pos="6480"/>
+        </w:tabs>
+        <w:ind w:left="6480" w:hanging="360"/>
+      </w:pPr>
+      <w:rPr>
+        <w:rFonts w:ascii="Wingdings" w:hAnsi="Wingdings" w:hint="default"/>
+        <w:sz w:val="20"/>
+      </w:rPr>
+    </w:lvl>
+  </w:abstractNum>
+  <w:num w:numId="1" w16cid:durableId="1960642888">
+    <w:abstractNumId w:val="1"/>
+  </w:num>
+  <w:num w:numId="2" w16cid:durableId="1206914511">
+    <w:abstractNumId w:val="2"/>
+  </w:num>
+  <w:num w:numId="3" w16cid:durableId="1031998465">
+    <w:abstractNumId w:val="0"/>
+  </w:num>
+</w:numbering>
 </file>
 
 <file path=word/styles.xml><?xml version="1.0" encoding="utf-8"?>
